--- a/docs/03_Operation_Manual.docx
+++ b/docs/03_Operation_Manual.docx
@@ -165,7 +165,7 @@
                 <w:color w:val="1C2B3A"/>
                 <w:sz w:val="22"/>
               </w:rPr>
-              <w:t>v1.0</w:t>
+              <w:t>v2.0</w:t>
             </w:r>
           </w:p>
         </w:tc>
@@ -201,7 +201,7 @@
                 <w:color w:val="1C2B3A"/>
                 <w:sz w:val="22"/>
               </w:rPr>
-              <w:t>1 August 2026</w:t>
+              <w:t>6 August 2026</w:t>
             </w:r>
           </w:p>
         </w:tc>
@@ -492,6 +492,76 @@
           </w:p>
         </w:tc>
       </w:tr>
+      <w:tr>
+        <w:tc>
+          <w:tcPr>
+            <w:tcW w:type="dxa" w:w="2353"/>
+          </w:tcPr>
+          <w:p>
+            <w:r>
+              <w:rPr>
+                <w:rFonts w:ascii="Segoe UI" w:hAnsi="Segoe UI" w:cs="Segoe UI"/>
+                <w:b w:val="0"/>
+                <w:i w:val="0"/>
+                <w:color w:val="1C2B3A"/>
+                <w:sz w:val="20"/>
+              </w:rPr>
+              <w:t>v2.0</w:t>
+            </w:r>
+          </w:p>
+        </w:tc>
+        <w:tc>
+          <w:tcPr>
+            <w:tcW w:type="dxa" w:w="2353"/>
+          </w:tcPr>
+          <w:p>
+            <w:r>
+              <w:rPr>
+                <w:rFonts w:ascii="Segoe UI" w:hAnsi="Segoe UI" w:cs="Segoe UI"/>
+                <w:b w:val="0"/>
+                <w:i w:val="0"/>
+                <w:color w:val="1C2B3A"/>
+                <w:sz w:val="20"/>
+              </w:rPr>
+              <w:t>2026-08-06</w:t>
+            </w:r>
+          </w:p>
+        </w:tc>
+        <w:tc>
+          <w:tcPr>
+            <w:tcW w:type="dxa" w:w="2353"/>
+          </w:tcPr>
+          <w:p>
+            <w:r>
+              <w:rPr>
+                <w:rFonts w:ascii="Segoe UI" w:hAnsi="Segoe UI" w:cs="Segoe UI"/>
+                <w:b w:val="0"/>
+                <w:i w:val="0"/>
+                <w:color w:val="1C2B3A"/>
+                <w:sz w:val="20"/>
+              </w:rPr>
+              <w:t>Douglas Colvin</w:t>
+            </w:r>
+          </w:p>
+        </w:tc>
+        <w:tc>
+          <w:tcPr>
+            <w:tcW w:type="dxa" w:w="2353"/>
+          </w:tcPr>
+          <w:p>
+            <w:r>
+              <w:rPr>
+                <w:rFonts w:ascii="Segoe UI" w:hAnsi="Segoe UI" w:cs="Segoe UI"/>
+                <w:b w:val="0"/>
+                <w:i w:val="0"/>
+                <w:color w:val="1C2B3A"/>
+                <w:sz w:val="20"/>
+              </w:rPr>
+              <w:t>New allow-list (12 pages + contact.php + tile icons), CDN cache-busting discipline, contact-pipeline operations, front-door link targets</w:t>
+            </w:r>
+          </w:p>
+        </w:tc>
+      </w:tr>
     </w:tbl>
     <w:p/>
     <w:p>
@@ -581,7 +651,7 @@
           <w:color w:val="1C2B3A"/>
           <w:sz w:val="22"/>
         </w:rPr>
-        <w:t xml:space="preserve">. Covers editing content, the design system, the env-aware app links, local preview, publishing to Rise, DNS, version control, verification and troubleshooting. Structure/design is in </w:t>
+        <w:t xml:space="preserve">. Covers editing, the env-aware app links, the contact-mail pipeline, local preview, publishing to Rise, the CDN cache discipline, DNS, version control and troubleshooting. Structure/design is in </w:t>
       </w:r>
       <w:r>
         <w:rPr>
@@ -653,7 +723,7 @@
       <w:tr>
         <w:tc>
           <w:tcPr>
-            <w:tcW w:type="dxa" w:w="1814"/>
+            <w:tcW w:type="dxa" w:w="2041"/>
             <w:shd w:val="clear" w:fill="0B2545"/>
           </w:tcPr>
           <w:p>
@@ -671,7 +741,7 @@
         </w:tc>
         <w:tc>
           <w:tcPr>
-            <w:tcW w:type="dxa" w:w="6973"/>
+            <w:tcW w:type="dxa" w:w="6746"/>
             <w:shd w:val="clear" w:fill="0B2545"/>
           </w:tcPr>
           <w:p>
@@ -691,7 +761,7 @@
       <w:tr>
         <w:tc>
           <w:tcPr>
-            <w:tcW w:type="dxa" w:w="1814"/>
+            <w:tcW w:type="dxa" w:w="2041"/>
           </w:tcPr>
           <w:p>
             <w:r>
@@ -708,7 +778,7 @@
         </w:tc>
         <w:tc>
           <w:tcPr>
-            <w:tcW w:type="dxa" w:w="6973"/>
+            <w:tcW w:type="dxa" w:w="6746"/>
           </w:tcPr>
           <w:p>
             <w:r>
@@ -719,7 +789,7 @@
                 <w:color w:val="1C2B3A"/>
                 <w:sz w:val="19"/>
               </w:rPr>
-              <w:t>Static site — hand-written HTML/CSS/JS, no build step</w:t>
+              <w:t>Hand-written HTML/CSS/JS + one PHP mail handler; no build step</w:t>
             </w:r>
           </w:p>
         </w:tc>
@@ -727,7 +797,7 @@
       <w:tr>
         <w:tc>
           <w:tcPr>
-            <w:tcW w:type="dxa" w:w="1814"/>
+            <w:tcW w:type="dxa" w:w="2041"/>
             <w:shd w:val="clear" w:fill="F3F6FA"/>
           </w:tcPr>
           <w:p>
@@ -745,7 +815,7 @@
         </w:tc>
         <w:tc>
           <w:tcPr>
-            <w:tcW w:type="dxa" w:w="6973"/>
+            <w:tcW w:type="dxa" w:w="6746"/>
             <w:shd w:val="clear" w:fill="F3F6FA"/>
           </w:tcPr>
           <w:p>
@@ -765,7 +835,7 @@
       <w:tr>
         <w:tc>
           <w:tcPr>
-            <w:tcW w:type="dxa" w:w="1814"/>
+            <w:tcW w:type="dxa" w:w="2041"/>
           </w:tcPr>
           <w:p>
             <w:r>
@@ -782,7 +852,7 @@
         </w:tc>
         <w:tc>
           <w:tcPr>
-            <w:tcW w:type="dxa" w:w="6973"/>
+            <w:tcW w:type="dxa" w:w="6746"/>
           </w:tcPr>
           <w:p>
             <w:r>
@@ -793,7 +863,7 @@
                 <w:color w:val="1C2B3A"/>
                 <w:sz w:val="19"/>
               </w:rPr>
-              <w:t>Rise (UK shared cPanel/FTP)</w:t>
+              <w:t>Rise (UK shared cPanel/FTP) behind StackCDN</w:t>
             </w:r>
           </w:p>
         </w:tc>
@@ -801,7 +871,7 @@
       <w:tr>
         <w:tc>
           <w:tcPr>
-            <w:tcW w:type="dxa" w:w="1814"/>
+            <w:tcW w:type="dxa" w:w="2041"/>
             <w:shd w:val="clear" w:fill="F3F6FA"/>
           </w:tcPr>
           <w:p>
@@ -819,7 +889,7 @@
         </w:tc>
         <w:tc>
           <w:tcPr>
-            <w:tcW w:type="dxa" w:w="6973"/>
+            <w:tcW w:type="dxa" w:w="6746"/>
             <w:shd w:val="clear" w:fill="F3F6FA"/>
           </w:tcPr>
           <w:p>
@@ -839,7 +909,44 @@
       <w:tr>
         <w:tc>
           <w:tcPr>
-            <w:tcW w:type="dxa" w:w="1814"/>
+            <w:tcW w:type="dxa" w:w="2041"/>
+          </w:tcPr>
+          <w:p>
+            <w:r>
+              <w:rPr>
+                <w:rFonts w:ascii="Segoe UI" w:hAnsi="Segoe UI" w:cs="Segoe UI"/>
+                <w:b w:val="0"/>
+                <w:i w:val="0"/>
+                <w:color w:val="1C2B3A"/>
+                <w:sz w:val="19"/>
+              </w:rPr>
+              <w:t>Enquiry mailbox</w:t>
+            </w:r>
+          </w:p>
+        </w:tc>
+        <w:tc>
+          <w:tcPr>
+            <w:tcW w:type="dxa" w:w="6746"/>
+          </w:tcPr>
+          <w:p>
+            <w:r>
+              <w:rPr>
+                <w:rFonts w:ascii="Segoe UI" w:hAnsi="Segoe UI" w:cs="Segoe UI"/>
+                <w:b w:val="0"/>
+                <w:i w:val="0"/>
+                <w:color w:val="1C2B3A"/>
+                <w:sz w:val="19"/>
+              </w:rPr>
+              <w:t>drcolvin@p3mai.com (fed by contact.php)</w:t>
+            </w:r>
+          </w:p>
+        </w:tc>
+      </w:tr>
+      <w:tr>
+        <w:tc>
+          <w:tcPr>
+            <w:tcW w:type="dxa" w:w="2041"/>
+            <w:shd w:val="clear" w:fill="F3F6FA"/>
           </w:tcPr>
           <w:p>
             <w:r>
@@ -856,7 +963,8 @@
         </w:tc>
         <w:tc>
           <w:tcPr>
-            <w:tcW w:type="dxa" w:w="6973"/>
+            <w:tcW w:type="dxa" w:w="6746"/>
+            <w:shd w:val="clear" w:fill="F3F6FA"/>
           </w:tcPr>
           <w:p>
             <w:r>
@@ -867,7 +975,43 @@
                 <w:color w:val="1C2B3A"/>
                 <w:sz w:val="19"/>
               </w:rPr>
-              <w:t>python -m http.server 4173</w:t>
+              <w:t>python -m http.server 4173 (also in .claude/launch.json as business-website)</w:t>
+            </w:r>
+          </w:p>
+        </w:tc>
+      </w:tr>
+      <w:tr>
+        <w:tc>
+          <w:tcPr>
+            <w:tcW w:type="dxa" w:w="2041"/>
+          </w:tcPr>
+          <w:p>
+            <w:r>
+              <w:rPr>
+                <w:rFonts w:ascii="Segoe UI" w:hAnsi="Segoe UI" w:cs="Segoe UI"/>
+                <w:b w:val="0"/>
+                <w:i w:val="0"/>
+                <w:color w:val="1C2B3A"/>
+                <w:sz w:val="19"/>
+              </w:rPr>
+              <w:t>Asset versions at this issue</w:t>
+            </w:r>
+          </w:p>
+        </w:tc>
+        <w:tc>
+          <w:tcPr>
+            <w:tcW w:type="dxa" w:w="6746"/>
+          </w:tcPr>
+          <w:p>
+            <w:r>
+              <w:rPr>
+                <w:rFonts w:ascii="Segoe UI" w:hAnsi="Segoe UI" w:cs="Segoe UI"/>
+                <w:b w:val="0"/>
+                <w:i w:val="0"/>
+                <w:color w:val="1C2B3A"/>
+                <w:sz w:val="19"/>
+              </w:rPr>
+              <w:t>style.css?v=7 · script.js?v=8</w:t>
             </w:r>
           </w:p>
         </w:tc>
@@ -899,7 +1043,7 @@
           <w:color w:val="1C2B3A"/>
           <w:sz w:val="22"/>
         </w:rPr>
-        <w:t xml:space="preserve">Each page is a single HTML file; shared styling is in </w:t>
+        <w:t xml:space="preserve">Each page is a single HTML file; shared styling in </w:t>
       </w:r>
       <w:r>
         <w:rPr>
@@ -919,7 +1063,7 @@
           <w:color w:val="1C2B3A"/>
           <w:sz w:val="22"/>
         </w:rPr>
-        <w:t xml:space="preserve"> and shared behaviour in </w:t>
+        <w:t xml:space="preserve">, shared behaviour in </w:t>
       </w:r>
       <w:r>
         <w:rPr>
@@ -939,7 +1083,27 @@
           <w:color w:val="1C2B3A"/>
           <w:sz w:val="22"/>
         </w:rPr>
-        <w:t>. There is no build step — edit, preview, publish.</w:t>
+        <w:t xml:space="preserve">, the mail handler in </w:t>
+      </w:r>
+      <w:r>
+        <w:rPr>
+          <w:rFonts w:ascii="Consolas" w:hAnsi="Consolas" w:cs="Consolas"/>
+          <w:b w:val="0"/>
+          <w:i w:val="0"/>
+          <w:color w:val="1B3F6E"/>
+          <w:sz w:val="21"/>
+        </w:rPr>
+        <w:t>contact.php</w:t>
+      </w:r>
+      <w:r>
+        <w:rPr>
+          <w:rFonts w:ascii="Segoe UI" w:hAnsi="Segoe UI" w:cs="Segoe UI"/>
+          <w:b w:val="0"/>
+          <w:i w:val="0"/>
+          <w:color w:val="1C2B3A"/>
+          <w:sz w:val="22"/>
+        </w:rPr>
+        <w:t>. Edit, preview, publish.</w:t>
       </w:r>
     </w:p>
     <w:tbl>
@@ -980,7 +1144,7 @@
                 <w:color w:val="1C2B3A"/>
                 <w:sz w:val="20"/>
               </w:rPr>
-              <w:t>The header and footer markup is byte-identical across all five pages (except the active nav item). After editing, verify with a diff so the shell stays consistent.</w:t>
+              <w:t>The header and footer markup is byte-identical across all twelve pages (except the active nav item). After editing, verify with a diff so the shell stays consistent.</w:t>
             </w:r>
           </w:p>
         </w:tc>
@@ -996,7 +1160,7 @@
           <w:color w:val="1C2B3A"/>
           <w:sz w:val="22"/>
         </w:rPr>
-        <w:t xml:space="preserve">Standard verification after changes: CSS brace balance, HTML tag balance, and </w:t>
+        <w:t xml:space="preserve">Standard verification after changes: header/footer diff, CSS brace balance, HTML tag balance, </w:t>
       </w:r>
       <w:r>
         <w:rPr>
@@ -1016,7 +1180,7 @@
           <w:color w:val="1C2B3A"/>
           <w:sz w:val="22"/>
         </w:rPr>
-        <w:t xml:space="preserve"> for the JavaScript.</w:t>
+        <w:t>.</w:t>
       </w:r>
     </w:p>
     <w:p>
@@ -1032,7 +1196,7 @@
           <w:color w:val="0B2545"/>
           <w:sz w:val="32"/>
         </w:rPr>
-        <w:t>4.  The env-aware app links</w:t>
+        <w:t>4.  The CDN cache-busting discipline</w:t>
       </w:r>
     </w:p>
     <w:p>
@@ -1044,7 +1208,27 @@
           <w:color w:val="1C2B3A"/>
           <w:sz w:val="22"/>
         </w:rPr>
-        <w:t xml:space="preserve">The Services page links to the PMO Service and the Method Map. Their hrefs in </w:t>
+        <w:t xml:space="preserve">StackCDN caches static assets </w:t>
+      </w:r>
+      <w:r>
+        <w:rPr>
+          <w:rFonts w:ascii="Segoe UI" w:hAnsi="Segoe UI" w:cs="Segoe UI"/>
+          <w:b/>
+          <w:i w:val="0"/>
+          <w:color w:val="1C2B3A"/>
+          <w:sz w:val="22"/>
+        </w:rPr>
+        <w:t>by exact URL</w:t>
+      </w:r>
+      <w:r>
+        <w:rPr>
+          <w:rFonts w:ascii="Segoe UI" w:hAnsi="Segoe UI" w:cs="Segoe UI"/>
+          <w:b w:val="0"/>
+          <w:i w:val="0"/>
+          <w:color w:val="1C2B3A"/>
+          <w:sz w:val="22"/>
+        </w:rPr>
+        <w:t xml:space="preserve">, so </w:t>
       </w:r>
       <w:r>
         <w:rPr>
@@ -1054,7 +1238,7 @@
           <w:color w:val="1B3F6E"/>
           <w:sz w:val="21"/>
         </w:rPr>
-        <w:t>services.html</w:t>
+        <w:t>style.css</w:t>
       </w:r>
       <w:r>
         <w:rPr>
@@ -1064,7 +1248,245 @@
           <w:color w:val="1C2B3A"/>
           <w:sz w:val="22"/>
         </w:rPr>
-        <w:t xml:space="preserve"> are </w:t>
+        <w:t xml:space="preserve"> and </w:t>
+      </w:r>
+      <w:r>
+        <w:rPr>
+          <w:rFonts w:ascii="Consolas" w:hAnsi="Consolas" w:cs="Consolas"/>
+          <w:b w:val="0"/>
+          <w:i w:val="0"/>
+          <w:color w:val="1B3F6E"/>
+          <w:sz w:val="21"/>
+        </w:rPr>
+        <w:t>script.js</w:t>
+      </w:r>
+      <w:r>
+        <w:rPr>
+          <w:rFonts w:ascii="Segoe UI" w:hAnsi="Segoe UI" w:cs="Segoe UI"/>
+          <w:b w:val="0"/>
+          <w:i w:val="0"/>
+          <w:color w:val="1C2B3A"/>
+          <w:sz w:val="22"/>
+        </w:rPr>
+        <w:t xml:space="preserve"> are referenced with </w:t>
+      </w:r>
+      <w:r>
+        <w:rPr>
+          <w:rFonts w:ascii="Consolas" w:hAnsi="Consolas" w:cs="Consolas"/>
+          <w:b w:val="0"/>
+          <w:i w:val="0"/>
+          <w:color w:val="1B3F6E"/>
+          <w:sz w:val="21"/>
+        </w:rPr>
+        <w:t>?v=N</w:t>
+      </w:r>
+      <w:r>
+        <w:rPr>
+          <w:rFonts w:ascii="Segoe UI" w:hAnsi="Segoe UI" w:cs="Segoe UI"/>
+          <w:b w:val="0"/>
+          <w:i w:val="0"/>
+          <w:color w:val="1C2B3A"/>
+          <w:sz w:val="22"/>
+        </w:rPr>
+        <w:t xml:space="preserve"> version strings. The rules, learned the hard way:</w:t>
+      </w:r>
+    </w:p>
+    <w:p>
+      <w:pPr>
+        <w:pStyle w:val="ListBullet"/>
+      </w:pPr>
+      <w:r>
+        <w:rPr>
+          <w:rFonts w:ascii="Segoe UI" w:hAnsi="Segoe UI" w:cs="Segoe UI"/>
+          <w:b/>
+          <w:i w:val="0"/>
+          <w:color w:val="1C2B3A"/>
+          <w:sz w:val="22"/>
+        </w:rPr>
+        <w:t>Any change to style.css or script.js requires bumping its ?v=N</w:t>
+      </w:r>
+      <w:r>
+        <w:rPr>
+          <w:rFonts w:ascii="Segoe UI" w:hAnsi="Segoe UI" w:cs="Segoe UI"/>
+          <w:b w:val="0"/>
+          <w:i w:val="0"/>
+          <w:color w:val="1C2B3A"/>
+          <w:sz w:val="22"/>
+        </w:rPr>
+        <w:t xml:space="preserve"> — in every page that references it — and re-uploading those pages with the file.</w:t>
+      </w:r>
+    </w:p>
+    <w:p>
+      <w:pPr>
+        <w:pStyle w:val="ListBullet"/>
+      </w:pPr>
+      <w:r>
+        <w:rPr>
+          <w:rFonts w:ascii="Segoe UI" w:hAnsi="Segoe UI" w:cs="Segoe UI"/>
+          <w:b/>
+          <w:i w:val="0"/>
+          <w:color w:val="1C2B3A"/>
+          <w:sz w:val="22"/>
+        </w:rPr>
+        <w:t>Never request the next version's URL before the file is on the server.</w:t>
+      </w:r>
+      <w:r>
+        <w:rPr>
+          <w:rFonts w:ascii="Segoe UI" w:hAnsi="Segoe UI" w:cs="Segoe UI"/>
+          <w:b w:val="0"/>
+          <w:i w:val="0"/>
+          <w:color w:val="1C2B3A"/>
+          <w:sz w:val="22"/>
+        </w:rPr>
+        <w:t xml:space="preserve"> The probe itself caches the OLD content under the NEW version string (this happened: v=6 was poisoned by a pre-deploy check). Verify the origin with a throwaway query (</w:t>
+      </w:r>
+      <w:r>
+        <w:rPr>
+          <w:rFonts w:ascii="Consolas" w:hAnsi="Consolas" w:cs="Consolas"/>
+          <w:b w:val="0"/>
+          <w:i w:val="0"/>
+          <w:color w:val="1B3F6E"/>
+          <w:sz w:val="21"/>
+        </w:rPr>
+        <w:t>?check=123</w:t>
+      </w:r>
+      <w:r>
+        <w:rPr>
+          <w:rFonts w:ascii="Segoe UI" w:hAnsi="Segoe UI" w:cs="Segoe UI"/>
+          <w:b w:val="0"/>
+          <w:i w:val="0"/>
+          <w:color w:val="1C2B3A"/>
+          <w:sz w:val="22"/>
+        </w:rPr>
+        <w:t>) first.</w:t>
+      </w:r>
+    </w:p>
+    <w:p>
+      <w:pPr>
+        <w:pStyle w:val="ListBullet"/>
+      </w:pPr>
+      <w:r>
+        <w:rPr>
+          <w:rFonts w:ascii="Segoe UI" w:hAnsi="Segoe UI" w:cs="Segoe UI"/>
+          <w:b/>
+          <w:i w:val="0"/>
+          <w:color w:val="1C2B3A"/>
+          <w:sz w:val="22"/>
+        </w:rPr>
+        <w:t>Pre-warm after deploy</w:t>
+      </w:r>
+      <w:r>
+        <w:rPr>
+          <w:rFonts w:ascii="Segoe UI" w:hAnsi="Segoe UI" w:cs="Segoe UI"/>
+          <w:b w:val="0"/>
+          <w:i w:val="0"/>
+          <w:color w:val="1C2B3A"/>
+          <w:sz w:val="22"/>
+        </w:rPr>
+        <w:t>: once the origin is confirmed current, request the real ?v=N URL once so the CDN caches the correct content before any visitor arrives.</w:t>
+      </w:r>
+    </w:p>
+    <w:p>
+      <w:pPr>
+        <w:pStyle w:val="ListBullet"/>
+      </w:pPr>
+      <w:r>
+        <w:rPr>
+          <w:rFonts w:ascii="Segoe UI" w:hAnsi="Segoe UI" w:cs="Segoe UI"/>
+          <w:b w:val="0"/>
+          <w:i w:val="0"/>
+          <w:color w:val="1C2B3A"/>
+          <w:sz w:val="22"/>
+        </w:rPr>
+        <w:t xml:space="preserve">Diagnosis pattern: </w:t>
+      </w:r>
+      <w:r>
+        <w:rPr>
+          <w:rFonts w:ascii="Consolas" w:hAnsi="Consolas" w:cs="Consolas"/>
+          <w:b w:val="0"/>
+          <w:i w:val="0"/>
+          <w:color w:val="1B3F6E"/>
+          <w:sz w:val="21"/>
+        </w:rPr>
+        <w:t>x-cdn-cache-status: HIT</w:t>
+      </w:r>
+      <w:r>
+        <w:rPr>
+          <w:rFonts w:ascii="Segoe UI" w:hAnsi="Segoe UI" w:cs="Segoe UI"/>
+          <w:b w:val="0"/>
+          <w:i w:val="0"/>
+          <w:color w:val="1C2B3A"/>
+          <w:sz w:val="22"/>
+        </w:rPr>
+        <w:t xml:space="preserve"> + an old </w:t>
+      </w:r>
+      <w:r>
+        <w:rPr>
+          <w:rFonts w:ascii="Consolas" w:hAnsi="Consolas" w:cs="Consolas"/>
+          <w:b w:val="0"/>
+          <w:i w:val="0"/>
+          <w:color w:val="1B3F6E"/>
+          <w:sz w:val="21"/>
+        </w:rPr>
+        <w:t>last-modified</w:t>
+      </w:r>
+      <w:r>
+        <w:rPr>
+          <w:rFonts w:ascii="Segoe UI" w:hAnsi="Segoe UI" w:cs="Segoe UI"/>
+          <w:b w:val="0"/>
+          <w:i w:val="0"/>
+          <w:color w:val="1C2B3A"/>
+          <w:sz w:val="22"/>
+        </w:rPr>
+        <w:t xml:space="preserve"> = stale cache entry; fresh </w:t>
+      </w:r>
+      <w:r>
+        <w:rPr>
+          <w:rFonts w:ascii="Consolas" w:hAnsi="Consolas" w:cs="Consolas"/>
+          <w:b w:val="0"/>
+          <w:i w:val="0"/>
+          <w:color w:val="1B3F6E"/>
+          <w:sz w:val="21"/>
+        </w:rPr>
+        <w:t>last-modified</w:t>
+      </w:r>
+      <w:r>
+        <w:rPr>
+          <w:rFonts w:ascii="Segoe UI" w:hAnsi="Segoe UI" w:cs="Segoe UI"/>
+          <w:b w:val="0"/>
+          <w:i w:val="0"/>
+          <w:color w:val="1C2B3A"/>
+          <w:sz w:val="22"/>
+        </w:rPr>
+        <w:t xml:space="preserve"> + old content = the wrong file was uploaded.</w:t>
+      </w:r>
+    </w:p>
+    <w:p>
+      <w:pPr>
+        <w:pStyle w:val="Heading1"/>
+        <w:spacing w:before="280" w:after="80"/>
+      </w:pPr>
+      <w:r>
+        <w:rPr>
+          <w:rFonts w:ascii="Segoe UI Semibold" w:hAnsi="Segoe UI Semibold" w:cs="Segoe UI Semibold"/>
+          <w:b/>
+          <w:i w:val="0"/>
+          <w:color w:val="0B2545"/>
+          <w:sz w:val="32"/>
+        </w:rPr>
+        <w:t>5.  The env-aware app links</w:t>
+      </w:r>
+    </w:p>
+    <w:p>
+      <w:r>
+        <w:rPr>
+          <w:rFonts w:ascii="Segoe UI" w:hAnsi="Segoe UI" w:cs="Segoe UI"/>
+          <w:b w:val="0"/>
+          <w:i w:val="0"/>
+          <w:color w:val="1C2B3A"/>
+          <w:sz w:val="22"/>
+        </w:rPr>
+        <w:t xml:space="preserve">Six Services-page buttons link the P3MAI apps. Their hrefs are </w:t>
       </w:r>
       <w:r>
         <w:rPr>
@@ -1084,47 +1506,7 @@
           <w:color w:val="1C2B3A"/>
           <w:sz w:val="22"/>
         </w:rPr>
-        <w:t xml:space="preserve"> (</w:t>
-      </w:r>
-      <w:r>
-        <w:rPr>
-          <w:rFonts w:ascii="Consolas" w:hAnsi="Consolas" w:cs="Consolas"/>
-          <w:b w:val="0"/>
-          <w:i w:val="0"/>
-          <w:color w:val="1B3F6E"/>
-          <w:sz w:val="21"/>
-        </w:rPr>
-        <w:t>localhost:5173</w:t>
-      </w:r>
-      <w:r>
-        <w:rPr>
-          <w:rFonts w:ascii="Segoe UI" w:hAnsi="Segoe UI" w:cs="Segoe UI"/>
-          <w:b w:val="0"/>
-          <w:i w:val="0"/>
-          <w:color w:val="1C2B3A"/>
-          <w:sz w:val="22"/>
-        </w:rPr>
-        <w:t xml:space="preserve"> and </w:t>
-      </w:r>
-      <w:r>
-        <w:rPr>
-          <w:rFonts w:ascii="Consolas" w:hAnsi="Consolas" w:cs="Consolas"/>
-          <w:b w:val="0"/>
-          <w:i w:val="0"/>
-          <w:color w:val="1B3F6E"/>
-          <w:sz w:val="21"/>
-        </w:rPr>
-        <w:t>localhost:5175</w:t>
-      </w:r>
-      <w:r>
-        <w:rPr>
-          <w:rFonts w:ascii="Segoe UI" w:hAnsi="Segoe UI" w:cs="Segoe UI"/>
-          <w:b w:val="0"/>
-          <w:i w:val="0"/>
-          <w:color w:val="1C2B3A"/>
-          <w:sz w:val="22"/>
-        </w:rPr>
-        <w:t xml:space="preserve">); </w:t>
+        <w:t xml:space="preserve"> (localhost:5173–5178); </w:t>
       </w:r>
       <w:r>
         <w:rPr>
@@ -1144,7 +1526,7 @@
           <w:color w:val="1C2B3A"/>
           <w:sz w:val="22"/>
         </w:rPr>
-        <w:t xml:space="preserve"> rewrites them to the live URLs when the site is not on localhost.</w:t>
+        <w:t xml:space="preserve"> rewrites them to the live front-door URLs (apps.p3mai.com/pmo, /p3m3, /prince2, /msp, /safe, /pmbok) when not on localhost.</w:t>
       </w:r>
     </w:p>
     <w:tbl>
@@ -1185,7 +1567,7 @@
                 <w:color w:val="1C2B3A"/>
                 <w:sz w:val="20"/>
               </w:rPr>
-              <w:t xml:space="preserve">Replacing the localhost hrefs with hardcoded production URLs breaks local development. To change a production target, edit the swap value in </w:t>
+              <w:t xml:space="preserve">To change a production target, edit the swap value in </w:t>
             </w:r>
             <w:r>
               <w:rPr>
@@ -1205,85 +1587,13 @@
                 <w:color w:val="1C2B3A"/>
                 <w:sz w:val="20"/>
               </w:rPr>
-              <w:t>, not the HTML.</w:t>
+              <w:t xml:space="preserve"> (and bump its ?v=N), not the HTML.</w:t>
             </w:r>
           </w:p>
         </w:tc>
       </w:tr>
     </w:tbl>
     <w:p/>
-    <w:p>
-      <w:r>
-        <w:rPr>
-          <w:rFonts w:ascii="Segoe UI" w:hAnsi="Segoe UI" w:cs="Segoe UI"/>
-          <w:b w:val="0"/>
-          <w:i w:val="0"/>
-          <w:color w:val="1C2B3A"/>
-          <w:sz w:val="22"/>
-        </w:rPr>
-        <w:t xml:space="preserve">When the Method Map's custom domain is live, change its production swap target in </w:t>
-      </w:r>
-      <w:r>
-        <w:rPr>
-          <w:rFonts w:ascii="Consolas" w:hAnsi="Consolas" w:cs="Consolas"/>
-          <w:b w:val="0"/>
-          <w:i w:val="0"/>
-          <w:color w:val="1B3F6E"/>
-          <w:sz w:val="21"/>
-        </w:rPr>
-        <w:t>script.js</w:t>
-      </w:r>
-      <w:r>
-        <w:rPr>
-          <w:rFonts w:ascii="Segoe UI" w:hAnsi="Segoe UI" w:cs="Segoe UI"/>
-          <w:b w:val="0"/>
-          <w:i w:val="0"/>
-          <w:color w:val="1C2B3A"/>
-          <w:sz w:val="22"/>
-        </w:rPr>
-        <w:t xml:space="preserve"> from </w:t>
-      </w:r>
-      <w:r>
-        <w:rPr>
-          <w:rFonts w:ascii="Consolas" w:hAnsi="Consolas" w:cs="Consolas"/>
-          <w:b w:val="0"/>
-          <w:i w:val="0"/>
-          <w:color w:val="1B3F6E"/>
-          <w:sz w:val="21"/>
-        </w:rPr>
-        <w:t>method-map.onrender.com</w:t>
-      </w:r>
-      <w:r>
-        <w:rPr>
-          <w:rFonts w:ascii="Segoe UI" w:hAnsi="Segoe UI" w:cs="Segoe UI"/>
-          <w:b w:val="0"/>
-          <w:i w:val="0"/>
-          <w:color w:val="1C2B3A"/>
-          <w:sz w:val="22"/>
-        </w:rPr>
-        <w:t xml:space="preserve"> to </w:t>
-      </w:r>
-      <w:r>
-        <w:rPr>
-          <w:rFonts w:ascii="Consolas" w:hAnsi="Consolas" w:cs="Consolas"/>
-          <w:b w:val="0"/>
-          <w:i w:val="0"/>
-          <w:color w:val="1B3F6E"/>
-          <w:sz w:val="21"/>
-        </w:rPr>
-        <w:t>prince2.p3mai.com</w:t>
-      </w:r>
-      <w:r>
-        <w:rPr>
-          <w:rFonts w:ascii="Segoe UI" w:hAnsi="Segoe UI" w:cs="Segoe UI"/>
-          <w:b w:val="0"/>
-          <w:i w:val="0"/>
-          <w:color w:val="1C2B3A"/>
-          <w:sz w:val="22"/>
-        </w:rPr>
-        <w:t>.</w:t>
-      </w:r>
-    </w:p>
     <w:p>
       <w:pPr>
         <w:pStyle w:val="Heading1"/>
@@ -1297,7 +1607,245 @@
           <w:color w:val="0B2545"/>
           <w:sz w:val="32"/>
         </w:rPr>
-        <w:t>5.  Local preview</w:t>
+        <w:t>6.  The contact-mail pipeline</w:t>
+      </w:r>
+    </w:p>
+    <w:p>
+      <w:r>
+        <w:rPr>
+          <w:rFonts w:ascii="Consolas" w:hAnsi="Consolas" w:cs="Consolas"/>
+          <w:b w:val="0"/>
+          <w:i w:val="0"/>
+          <w:color w:val="1B3F6E"/>
+          <w:sz w:val="21"/>
+        </w:rPr>
+        <w:t>contact.html</w:t>
+      </w:r>
+      <w:r>
+        <w:rPr>
+          <w:rFonts w:ascii="Segoe UI" w:hAnsi="Segoe UI" w:cs="Segoe UI"/>
+          <w:b w:val="0"/>
+          <w:i w:val="0"/>
+          <w:color w:val="1C2B3A"/>
+          <w:sz w:val="22"/>
+        </w:rPr>
+        <w:t xml:space="preserve"> posts to </w:t>
+      </w:r>
+      <w:r>
+        <w:rPr>
+          <w:rFonts w:ascii="Consolas" w:hAnsi="Consolas" w:cs="Consolas"/>
+          <w:b w:val="0"/>
+          <w:i w:val="0"/>
+          <w:color w:val="1B3F6E"/>
+          <w:sz w:val="21"/>
+        </w:rPr>
+        <w:t>contact.php</w:t>
+      </w:r>
+      <w:r>
+        <w:rPr>
+          <w:rFonts w:ascii="Segoe UI" w:hAnsi="Segoe UI" w:cs="Segoe UI"/>
+          <w:b w:val="0"/>
+          <w:i w:val="0"/>
+          <w:color w:val="1C2B3A"/>
+          <w:sz w:val="22"/>
+        </w:rPr>
+        <w:t xml:space="preserve">, which emails the enquiry to </w:t>
+      </w:r>
+      <w:r>
+        <w:rPr>
+          <w:rFonts w:ascii="Segoe UI" w:hAnsi="Segoe UI" w:cs="Segoe UI"/>
+          <w:b/>
+          <w:i w:val="0"/>
+          <w:color w:val="1C2B3A"/>
+          <w:sz w:val="22"/>
+        </w:rPr>
+        <w:t>drcolvin@p3mai.com</w:t>
+      </w:r>
+      <w:r>
+        <w:rPr>
+          <w:rFonts w:ascii="Segoe UI" w:hAnsi="Segoe UI" w:cs="Segoe UI"/>
+          <w:b w:val="0"/>
+          <w:i w:val="0"/>
+          <w:color w:val="1C2B3A"/>
+          <w:sz w:val="22"/>
+        </w:rPr>
+        <w:t xml:space="preserve"> (From: noreply@p3mai.com so SPF passes; Reply-To: the visitor, so replying just works). Get in Touch buttons pass </w:t>
+      </w:r>
+      <w:r>
+        <w:rPr>
+          <w:rFonts w:ascii="Consolas" w:hAnsi="Consolas" w:cs="Consolas"/>
+          <w:b w:val="0"/>
+          <w:i w:val="0"/>
+          <w:color w:val="1B3F6E"/>
+          <w:sz w:val="21"/>
+        </w:rPr>
+        <w:t>?interest=</w:t>
+      </w:r>
+      <w:r>
+        <w:rPr>
+          <w:rFonts w:ascii="Segoe UI" w:hAnsi="Segoe UI" w:cs="Segoe UI"/>
+          <w:b w:val="0"/>
+          <w:i w:val="0"/>
+          <w:color w:val="1C2B3A"/>
+          <w:sz w:val="22"/>
+        </w:rPr>
+        <w:t xml:space="preserve">, the estimator passes </w:t>
+      </w:r>
+      <w:r>
+        <w:rPr>
+          <w:rFonts w:ascii="Consolas" w:hAnsi="Consolas" w:cs="Consolas"/>
+          <w:b w:val="0"/>
+          <w:i w:val="0"/>
+          <w:color w:val="1B3F6E"/>
+          <w:sz w:val="21"/>
+        </w:rPr>
+        <w:t>?details=</w:t>
+      </w:r>
+      <w:r>
+        <w:rPr>
+          <w:rFonts w:ascii="Segoe UI" w:hAnsi="Segoe UI" w:cs="Segoe UI"/>
+          <w:b w:val="0"/>
+          <w:i w:val="0"/>
+          <w:color w:val="1C2B3A"/>
+          <w:sz w:val="22"/>
+        </w:rPr>
+        <w:t>; script.js prefills the Message field from both.</w:t>
+      </w:r>
+    </w:p>
+    <w:p>
+      <w:pPr>
+        <w:pStyle w:val="ListBullet"/>
+      </w:pPr>
+      <w:r>
+        <w:rPr>
+          <w:rFonts w:ascii="Segoe UI" w:hAnsi="Segoe UI" w:cs="Segoe UI"/>
+          <w:b/>
+          <w:i w:val="0"/>
+          <w:color w:val="1C2B3A"/>
+          <w:sz w:val="22"/>
+        </w:rPr>
+        <w:t>Spam defence</w:t>
+      </w:r>
+      <w:r>
+        <w:rPr>
+          <w:rFonts w:ascii="Segoe UI" w:hAnsi="Segoe UI" w:cs="Segoe UI"/>
+          <w:b w:val="0"/>
+          <w:i w:val="0"/>
+          <w:color w:val="1C2B3A"/>
+          <w:sz w:val="22"/>
+        </w:rPr>
+        <w:t>: a hidden honeypot field — submissions that fill it are silently accepted and dropped. No CAPTCHA by design.</w:t>
+      </w:r>
+    </w:p>
+    <w:p>
+      <w:pPr>
+        <w:pStyle w:val="ListBullet"/>
+      </w:pPr>
+      <w:r>
+        <w:rPr>
+          <w:rFonts w:ascii="Segoe UI" w:hAnsi="Segoe UI" w:cs="Segoe UI"/>
+          <w:b/>
+          <w:i w:val="0"/>
+          <w:color w:val="1C2B3A"/>
+          <w:sz w:val="22"/>
+        </w:rPr>
+        <w:t>Safety</w:t>
+      </w:r>
+      <w:r>
+        <w:rPr>
+          <w:rFonts w:ascii="Segoe UI" w:hAnsi="Segoe UI" w:cs="Segoe UI"/>
+          <w:b w:val="0"/>
+          <w:i w:val="0"/>
+          <w:color w:val="1C2B3A"/>
+          <w:sz w:val="22"/>
+        </w:rPr>
+        <w:t>: field length caps and CR/LF stripping (header-injection guard) in contact.php.</w:t>
+      </w:r>
+    </w:p>
+    <w:p>
+      <w:pPr>
+        <w:pStyle w:val="ListBullet"/>
+      </w:pPr>
+      <w:r>
+        <w:rPr>
+          <w:rFonts w:ascii="Segoe UI" w:hAnsi="Segoe UI" w:cs="Segoe UI"/>
+          <w:b/>
+          <w:i w:val="0"/>
+          <w:color w:val="1C2B3A"/>
+          <w:sz w:val="22"/>
+        </w:rPr>
+        <w:t>Failure mode</w:t>
+      </w:r>
+      <w:r>
+        <w:rPr>
+          <w:rFonts w:ascii="Segoe UI" w:hAnsi="Segoe UI" w:cs="Segoe UI"/>
+          <w:b w:val="0"/>
+          <w:i w:val="0"/>
+          <w:color w:val="1C2B3A"/>
+          <w:sz w:val="22"/>
+        </w:rPr>
+        <w:t>: if mail() fails the visitor sees the direct address — check the inbox and Rise's mail logs if enquiries stop arriving; test with a real submission after any change.</w:t>
+      </w:r>
+    </w:p>
+    <w:tbl>
+      <w:tblPr>
+        <w:tblW w:type="auto" w:w="0"/>
+        <w:tblLook w:firstColumn="1" w:firstRow="1" w:lastColumn="0" w:lastRow="0" w:noHBand="0" w:noVBand="1" w:val="04A0"/>
+      </w:tblPr>
+      <w:tblGrid>
+        <w:gridCol w:w="9412"/>
+      </w:tblGrid>
+      <w:tr>
+        <w:tc>
+          <w:tcPr>
+            <w:tcW w:type="dxa" w:w="9412"/>
+            <w:shd w:val="clear" w:fill="EAF2FB"/>
+            <w:tcBorders>
+              <w:left w:val="single" w:sz="36" w:color="0B2545"/>
+            </w:tcBorders>
+          </w:tcPr>
+          <w:p>
+            <w:r>
+              <w:rPr>
+                <w:rFonts w:ascii="Segoe UI Semibold" w:hAnsi="Segoe UI Semibold" w:cs="Segoe UI Semibold"/>
+                <w:b/>
+                <w:i w:val="0"/>
+                <w:color w:val="0B2545"/>
+                <w:sz w:val="21"/>
+              </w:rPr>
+              <w:t>🔒  Test after every deploy touching the form</w:t>
+            </w:r>
+          </w:p>
+          <w:p>
+            <w:r>
+              <w:rPr>
+                <w:rFonts w:ascii="Segoe UI" w:hAnsi="Segoe UI" w:cs="Segoe UI"/>
+                <w:b w:val="0"/>
+                <w:i w:val="0"/>
+                <w:color w:val="1C2B3A"/>
+                <w:sz w:val="20"/>
+              </w:rPr>
+              <w:t>curl -F 'name=Test' -F 'email=you@example.com' -F 'message=test' -F 'website=' https://p3mai.com/contact.php  → expect {"ok":true} AND the email in the inbox.</w:t>
+            </w:r>
+          </w:p>
+        </w:tc>
+      </w:tr>
+    </w:tbl>
+    <w:p/>
+    <w:p>
+      <w:pPr>
+        <w:pStyle w:val="Heading1"/>
+        <w:spacing w:before="280" w:after="80"/>
+      </w:pPr>
+      <w:r>
+        <w:rPr>
+          <w:rFonts w:ascii="Segoe UI Semibold" w:hAnsi="Segoe UI Semibold" w:cs="Segoe UI Semibold"/>
+          <w:b/>
+          <w:i w:val="0"/>
+          <w:color w:val="0B2545"/>
+          <w:sz w:val="32"/>
+        </w:rPr>
+        <w:t>7.  Local preview</w:t>
       </w:r>
     </w:p>
     <w:p>
@@ -1309,27 +1857,7 @@
           <w:color w:val="1C2B3A"/>
           <w:sz w:val="22"/>
         </w:rPr>
-        <w:t xml:space="preserve">Serve the site over HTTP (not opened as a raw file) so the cross-links and transitions behave. A </w:t>
-      </w:r>
-      <w:r>
-        <w:rPr>
-          <w:rFonts w:ascii="Consolas" w:hAnsi="Consolas" w:cs="Consolas"/>
-          <w:b w:val="0"/>
-          <w:i w:val="0"/>
-          <w:color w:val="1B3F6E"/>
-          <w:sz w:val="21"/>
-        </w:rPr>
-        <w:t>business-website</w:t>
-      </w:r>
-      <w:r>
-        <w:rPr>
-          <w:rFonts w:ascii="Segoe UI" w:hAnsi="Segoe UI" w:cs="Segoe UI"/>
-          <w:b w:val="0"/>
-          <w:i w:val="0"/>
-          <w:color w:val="1C2B3A"/>
-          <w:sz w:val="22"/>
-        </w:rPr>
-        <w:t xml:space="preserve"> preview config runs a simple server:</w:t>
+        <w:t>Serve over HTTP — never open pages as file:// (empty hostname breaks env-detection, and browsers block file↔http navigation):</w:t>
       </w:r>
     </w:p>
     <w:tbl>
@@ -1358,88 +1886,25 @@
                 <w:color w:val="1B3F6E"/>
                 <w:sz w:val="18"/>
               </w:rPr>
-              <w:t>python -m http.server 4173</w:t>
+              <w:t>python -m http.server 4173   # or start-local.bat for site + both PMO dev servers</w:t>
             </w:r>
           </w:p>
         </w:tc>
       </w:tr>
     </w:tbl>
     <w:p/>
-    <w:tbl>
-      <w:tblPr>
-        <w:tblW w:type="auto" w:w="0"/>
-        <w:tblLook w:firstColumn="1" w:firstRow="1" w:lastColumn="0" w:lastRow="0" w:noHBand="0" w:noVBand="1" w:val="04A0"/>
-      </w:tblPr>
-      <w:tblGrid>
-        <w:gridCol w:w="9412"/>
-      </w:tblGrid>
-      <w:tr>
-        <w:tc>
-          <w:tcPr>
-            <w:tcW w:type="dxa" w:w="9412"/>
-            <w:shd w:val="clear" w:fill="EAF2FB"/>
-            <w:tcBorders>
-              <w:left w:val="single" w:sz="36" w:color="0B2545"/>
-            </w:tcBorders>
-          </w:tcPr>
-          <w:p>
-            <w:r>
-              <w:rPr>
-                <w:rFonts w:ascii="Segoe UI Semibold" w:hAnsi="Segoe UI Semibold" w:cs="Segoe UI Semibold"/>
-                <w:b/>
-                <w:i w:val="0"/>
-                <w:color w:val="0B2545"/>
-                <w:sz w:val="21"/>
-              </w:rPr>
-              <w:t>🔒  Why HTTP, not file://</w:t>
-            </w:r>
-          </w:p>
-          <w:p>
-            <w:r>
-              <w:rPr>
-                <w:rFonts w:ascii="Consolas" w:hAnsi="Consolas" w:cs="Consolas"/>
-                <w:b w:val="0"/>
-                <w:i w:val="0"/>
-                <w:color w:val="1B3F6E"/>
-                <w:sz w:val="19"/>
-              </w:rPr>
-              <w:t>window.location.hostname</w:t>
-            </w:r>
-            <w:r>
-              <w:rPr>
-                <w:rFonts w:ascii="Segoe UI" w:hAnsi="Segoe UI" w:cs="Segoe UI"/>
-                <w:b w:val="0"/>
-                <w:i w:val="0"/>
-                <w:color w:val="1C2B3A"/>
-                <w:sz w:val="20"/>
-              </w:rPr>
-              <w:t xml:space="preserve"> is empty for </w:t>
-            </w:r>
-            <w:r>
-              <w:rPr>
-                <w:rFonts w:ascii="Consolas" w:hAnsi="Consolas" w:cs="Consolas"/>
-                <w:b w:val="0"/>
-                <w:i w:val="0"/>
-                <w:color w:val="1B3F6E"/>
-                <w:sz w:val="19"/>
-              </w:rPr>
-              <w:t>file://</w:t>
-            </w:r>
-            <w:r>
-              <w:rPr>
-                <w:rFonts w:ascii="Segoe UI" w:hAnsi="Segoe UI" w:cs="Segoe UI"/>
-                <w:b w:val="0"/>
-                <w:i w:val="0"/>
-                <w:color w:val="1C2B3A"/>
-                <w:sz w:val="20"/>
-              </w:rPr>
-              <w:t xml:space="preserve"> pages, and browsers block navigation between file:// and http://. Serving over HTTP (localhost:4173) keeps the env-detection and cross-links working.</w:t>
-            </w:r>
-          </w:p>
-        </w:tc>
-      </w:tr>
-    </w:tbl>
-    <w:p/>
+    <w:p>
+      <w:r>
+        <w:rPr>
+          <w:rFonts w:ascii="Segoe UI" w:hAnsi="Segoe UI" w:cs="Segoe UI"/>
+          <w:b w:val="0"/>
+          <w:i w:val="0"/>
+          <w:color w:val="1C2B3A"/>
+          <w:sz w:val="22"/>
+        </w:rPr>
+        <w:t>contact.php cannot run locally (no PHP) — the form shows its graceful failure message in local dev; that is expected. The success path is verified on the live site.</w:t>
+      </w:r>
+    </w:p>
     <w:p>
       <w:pPr>
         <w:pStyle w:val="Heading1"/>
@@ -1453,7 +1918,7 @@
           <w:color w:val="0B2545"/>
           <w:sz w:val="32"/>
         </w:rPr>
-        <w:t>6.  Publishing to Rise</w:t>
+        <w:t>8.  Publishing to Rise</w:t>
       </w:r>
     </w:p>
     <w:p>
@@ -1465,7 +1930,7 @@
           <w:color w:val="1C2B3A"/>
           <w:sz w:val="22"/>
         </w:rPr>
-        <w:t xml:space="preserve">Publishing means uploading the approved static files into Rise's </w:t>
+        <w:t xml:space="preserve">Upload the approved files into Rise's </w:t>
       </w:r>
       <w:r>
         <w:rPr>
@@ -1485,7 +1950,7 @@
           <w:color w:val="1C2B3A"/>
           <w:sz w:val="22"/>
         </w:rPr>
-        <w:t xml:space="preserve"> by FTP / File Manager. </w:t>
+        <w:t xml:space="preserve"> (File Manager or FTP). </w:t>
       </w:r>
       <w:r>
         <w:rPr>
@@ -1495,17 +1960,7 @@
           <w:color w:val="1C2B3A"/>
           <w:sz w:val="22"/>
         </w:rPr>
-        <w:t>Upload only these files — never the whole project folder</w:t>
-      </w:r>
-      <w:r>
-        <w:rPr>
-          <w:rFonts w:ascii="Segoe UI" w:hAnsi="Segoe UI" w:cs="Segoe UI"/>
-          <w:b w:val="0"/>
-          <w:i w:val="0"/>
-          <w:color w:val="1C2B3A"/>
-          <w:sz w:val="22"/>
-        </w:rPr>
-        <w:t xml:space="preserve"> (it contains source assets, documents and memory that must not be public):</w:t>
+        <w:t>Upload only these — never the whole project folder:</w:t>
       </w:r>
     </w:p>
     <w:tbl>
@@ -1534,7 +1989,7 @@
                 <w:color w:val="1B3F6E"/>
                 <w:sz w:val="18"/>
               </w:rPr>
-              <w:t>index.html  about.html  services.html  blog.html  contact.html  calculator.html</w:t>
+              <w:t>index.html  about.html  services.html  blog.html  contact.html</w:t>
             </w:r>
           </w:p>
           <w:p>
@@ -1549,7 +2004,7 @@
                 <w:color w:val="1B3F6E"/>
                 <w:sz w:val="18"/>
               </w:rPr>
-              <w:t>style.css   script.js   favicon.svg</w:t>
+              <w:t>program-management.html  project-management.html  pmo-services.html</w:t>
             </w:r>
           </w:p>
           <w:p>
@@ -1564,7 +2019,7 @@
                 <w:color w:val="1B3F6E"/>
                 <w:sz w:val="18"/>
               </w:rPr>
-              <w:t>logo-triangle-navy.svg  logo-triangle-white.svg  logo-triangle-icon.svg</w:t>
+              <w:t>building-web-apps-with-claude.html  ai-programs-need-a-pmo.html</w:t>
             </w:r>
           </w:p>
           <w:p>
@@ -1579,7 +2034,52 @@
                 <w:color w:val="1B3F6E"/>
                 <w:sz w:val="18"/>
               </w:rPr>
-              <w:t>logo-triangle-icon.png  logo-triangle-white.png</w:t>
+              <w:t>scaling-ai-infrastructure.html  agentic-ai-in-the-pmo.html</w:t>
+            </w:r>
+          </w:p>
+          <w:p>
+            <w:pPr>
+              <w:spacing w:after="0"/>
+            </w:pPr>
+            <w:r>
+              <w:rPr>
+                <w:rFonts w:ascii="Consolas" w:hAnsi="Consolas" w:cs="Consolas"/>
+                <w:b w:val="0"/>
+                <w:i w:val="0"/>
+                <w:color w:val="1B3F6E"/>
+                <w:sz w:val="18"/>
+              </w:rPr>
+              <w:t>p3mai_services_cost_estimator.html  calculator.html  contact.php</w:t>
+            </w:r>
+          </w:p>
+          <w:p>
+            <w:pPr>
+              <w:spacing w:after="0"/>
+            </w:pPr>
+            <w:r>
+              <w:rPr>
+                <w:rFonts w:ascii="Consolas" w:hAnsi="Consolas" w:cs="Consolas"/>
+                <w:b w:val="0"/>
+                <w:i w:val="0"/>
+                <w:color w:val="1B3F6E"/>
+                <w:sz w:val="18"/>
+              </w:rPr>
+              <w:t>style.css  script.js  favicon.svg</w:t>
+            </w:r>
+          </w:p>
+          <w:p>
+            <w:pPr>
+              <w:spacing w:after="0"/>
+            </w:pPr>
+            <w:r>
+              <w:rPr>
+                <w:rFonts w:ascii="Consolas" w:hAnsi="Consolas" w:cs="Consolas"/>
+                <w:b w:val="0"/>
+                <w:i w:val="0"/>
+                <w:color w:val="1B3F6E"/>
+                <w:sz w:val="18"/>
+              </w:rPr>
+              <w:t>logo-triangle-navy.svg  logo-triangle-white.svg</w:t>
             </w:r>
           </w:p>
           <w:p>
@@ -1610,6 +2110,111 @@
                 <w:sz w:val="18"/>
               </w:rPr>
               <w:t>blog-thumb-agentic.jpg  blog-thumb-pmo.jpg  blog-thumb-scale.jpg</w:t>
+            </w:r>
+          </w:p>
+          <w:p>
+            <w:pPr>
+              <w:spacing w:after="0"/>
+            </w:pPr>
+            <w:r>
+              <w:rPr>
+                <w:rFonts w:ascii="Consolas" w:hAnsi="Consolas" w:cs="Consolas"/>
+                <w:b w:val="0"/>
+                <w:i w:val="0"/>
+                <w:color w:val="1B3F6E"/>
+                <w:sz w:val="18"/>
+              </w:rPr>
+              <w:t>blog-thumb-claude-build.jpg</w:t>
+            </w:r>
+          </w:p>
+          <w:p>
+            <w:pPr>
+              <w:spacing w:after="0"/>
+            </w:pPr>
+            <w:r>
+              <w:rPr>
+                <w:rFonts w:ascii="Consolas" w:hAnsi="Consolas" w:cs="Consolas"/>
+                <w:b w:val="0"/>
+                <w:i w:val="0"/>
+                <w:color w:val="1B3F6E"/>
+                <w:sz w:val="18"/>
+              </w:rPr>
+              <w:t>governance-and-control.png  delivery-at-scale.png  ai-powered-pmo.png</w:t>
+            </w:r>
+          </w:p>
+          <w:p>
+            <w:pPr>
+              <w:spacing w:after="0"/>
+            </w:pPr>
+            <w:r>
+              <w:rPr>
+                <w:rFonts w:ascii="Consolas" w:hAnsi="Consolas" w:cs="Consolas"/>
+                <w:b w:val="0"/>
+                <w:i w:val="0"/>
+                <w:color w:val="1B3F6E"/>
+                <w:sz w:val="18"/>
+              </w:rPr>
+              <w:t>delivery-excellence.png  trusted-partnership.png</w:t>
+            </w:r>
+          </w:p>
+          <w:p>
+            <w:pPr>
+              <w:spacing w:after="0"/>
+            </w:pPr>
+            <w:r>
+              <w:rPr>
+                <w:rFonts w:ascii="Consolas" w:hAnsi="Consolas" w:cs="Consolas"/>
+                <w:b w:val="0"/>
+                <w:i w:val="0"/>
+                <w:color w:val="1B3F6E"/>
+                <w:sz w:val="18"/>
+              </w:rPr>
+              <w:t>mini-budget-governance.png  mini-team-leadership.png  mini-ai-infrastructure.png</w:t>
+            </w:r>
+          </w:p>
+        </w:tc>
+      </w:tr>
+    </w:tbl>
+    <w:p/>
+    <w:tbl>
+      <w:tblPr>
+        <w:tblW w:type="auto" w:w="0"/>
+        <w:tblLook w:firstColumn="1" w:firstRow="1" w:lastColumn="0" w:lastRow="0" w:noHBand="0" w:noVBand="1" w:val="04A0"/>
+      </w:tblPr>
+      <w:tblGrid>
+        <w:gridCol w:w="9412"/>
+      </w:tblGrid>
+      <w:tr>
+        <w:tc>
+          <w:tcPr>
+            <w:tcW w:type="dxa" w:w="9412"/>
+            <w:shd w:val="clear" w:fill="FDEEEE"/>
+            <w:tcBorders>
+              <w:left w:val="single" w:sz="36" w:color="C0392B"/>
+            </w:tcBorders>
+          </w:tcPr>
+          <w:p>
+            <w:r>
+              <w:rPr>
+                <w:rFonts w:ascii="Segoe UI Semibold" w:hAnsi="Segoe UI Semibold" w:cs="Segoe UI Semibold"/>
+                <w:b/>
+                <w:i w:val="0"/>
+                <w:color w:val="C0392B"/>
+                <w:sz w:val="21"/>
+              </w:rPr>
+              <w:t>⚠  Zip hygiene</w:t>
+            </w:r>
+          </w:p>
+          <w:p>
+            <w:r>
+              <w:rPr>
+                <w:rFonts w:ascii="Segoe UI" w:hAnsi="Segoe UI" w:cs="Segoe UI"/>
+                <w:b w:val="0"/>
+                <w:i w:val="0"/>
+                <w:color w:val="1C2B3A"/>
+                <w:sz w:val="20"/>
+              </w:rPr>
+              <w:t>When deploying by zip: use a distinct, purpose-named zip per release; check its file count against the release note before extracting (fresh timestamps + stale content on the server means the WRONG zip was extracted); delete the zip from public_html afterwards; clear superseded zips from Downloads.</w:t>
             </w:r>
           </w:p>
         </w:tc>
@@ -1654,7 +2259,7 @@
                 <w:color w:val="1C2B3A"/>
                 <w:sz w:val="20"/>
               </w:rPr>
-              <w:t>Dropping the whole business-website/ folder into public_html also uploads the CV, source images, .docx files, this docs set and the memory — all of which must stay private.</w:t>
+              <w:t>The project folder contains the CV, source images, planning documents, this docs set and memory — none of which may go public. The allow-list above is the whole publish set.</w:t>
             </w:r>
           </w:p>
         </w:tc>
@@ -1674,29 +2279,7 @@
           <w:color w:val="0B2545"/>
           <w:sz w:val="32"/>
         </w:rPr>
-        <w:t>7.  DNS &amp; domains</w:t>
-      </w:r>
-    </w:p>
-    <w:p>
-      <w:r>
-        <w:rPr>
-          <w:rFonts w:ascii="Consolas" w:hAnsi="Consolas" w:cs="Consolas"/>
-          <w:b w:val="0"/>
-          <w:i w:val="0"/>
-          <w:color w:val="1B3F6E"/>
-          <w:sz w:val="21"/>
-        </w:rPr>
-        <w:t>p3mai.com</w:t>
-      </w:r>
-      <w:r>
-        <w:rPr>
-          <w:rFonts w:ascii="Segoe UI" w:hAnsi="Segoe UI" w:cs="Segoe UI"/>
-          <w:b w:val="0"/>
-          <w:i w:val="0"/>
-          <w:color w:val="1C2B3A"/>
-          <w:sz w:val="22"/>
-        </w:rPr>
-        <w:t xml:space="preserve"> resolves to the Rise-hosted site. Two subdomains point at the P3MAI apps on Render:</w:t>
+        <w:t>9.  DNS &amp; domains</w:t>
       </w:r>
     </w:p>
     <w:tbl>
@@ -1797,7 +2380,7 @@
                 <w:color w:val="1C2B3A"/>
                 <w:sz w:val="19"/>
               </w:rPr>
-              <w:t>Rise</w:t>
+              <w:t>Rise (StackDNS zone)</w:t>
             </w:r>
           </w:p>
         </w:tc>
@@ -1814,7 +2397,7 @@
                 <w:color w:val="1C2B3A"/>
                 <w:sz w:val="19"/>
               </w:rPr>
-              <w:t>This static site</w:t>
+              <w:t>This site</w:t>
             </w:r>
           </w:p>
         </w:tc>
@@ -1834,7 +2417,7 @@
                 <w:color w:val="1C2B3A"/>
                 <w:sz w:val="19"/>
               </w:rPr>
-              <w:t>app.p3mai.com</w:t>
+              <w:t>apps.p3mai.com</w:t>
             </w:r>
           </w:p>
         </w:tc>
@@ -1852,7 +2435,7 @@
                 <w:color w:val="1C2B3A"/>
                 <w:sz w:val="19"/>
               </w:rPr>
-              <w:t>Render</w:t>
+              <w:t>Render (the apps front door / reverse proxy)</w:t>
             </w:r>
           </w:p>
         </w:tc>
@@ -1870,7 +2453,7 @@
                 <w:color w:val="1C2B3A"/>
                 <w:sz w:val="19"/>
               </w:rPr>
-              <w:t>PMO Service</w:t>
+              <w:t>All six apps at /&lt;slug&gt;</w:t>
             </w:r>
           </w:p>
         </w:tc>
@@ -1889,7 +2472,7 @@
                 <w:color w:val="1C2B3A"/>
                 <w:sz w:val="19"/>
               </w:rPr>
-              <w:t>prince2.p3mai.com</w:t>
+              <w:t>app.p3mai.com</w:t>
             </w:r>
           </w:p>
         </w:tc>
@@ -1906,7 +2489,7 @@
                 <w:color w:val="1C2B3A"/>
                 <w:sz w:val="19"/>
               </w:rPr>
-              <w:t>Render (CNAME method-map.onrender.com)</w:t>
+              <w:t>Legacy — 301s to apps.p3mai.com/pmo</w:t>
             </w:r>
           </w:p>
         </w:tc>
@@ -1923,7 +2506,52 @@
                 <w:color w:val="1C2B3A"/>
                 <w:sz w:val="19"/>
               </w:rPr>
-              <w:t>Method Map (DNS pending)</w:t>
+              <w:t>Old PMO deep links</w:t>
+            </w:r>
+          </w:p>
+        </w:tc>
+      </w:tr>
+    </w:tbl>
+    <w:p/>
+    <w:tbl>
+      <w:tblPr>
+        <w:tblW w:type="auto" w:w="0"/>
+        <w:tblLook w:firstColumn="1" w:firstRow="1" w:lastColumn="0" w:lastRow="0" w:noHBand="0" w:noVBand="1" w:val="04A0"/>
+      </w:tblPr>
+      <w:tblGrid>
+        <w:gridCol w:w="9412"/>
+      </w:tblGrid>
+      <w:tr>
+        <w:tc>
+          <w:tcPr>
+            <w:tcW w:type="dxa" w:w="9412"/>
+            <w:shd w:val="clear" w:fill="EAF2FB"/>
+            <w:tcBorders>
+              <w:left w:val="single" w:sz="36" w:color="0B2545"/>
+            </w:tcBorders>
+          </w:tcPr>
+          <w:p>
+            <w:r>
+              <w:rPr>
+                <w:rFonts w:ascii="Segoe UI Semibold" w:hAnsi="Segoe UI Semibold" w:cs="Segoe UI Semibold"/>
+                <w:b/>
+                <w:i w:val="0"/>
+                <w:color w:val="0B2545"/>
+                <w:sz w:val="21"/>
+              </w:rPr>
+              <w:t>🔒  CNAME values are bare hostnames</w:t>
+            </w:r>
+          </w:p>
+          <w:p>
+            <w:r>
+              <w:rPr>
+                <w:rFonts w:ascii="Segoe UI" w:hAnsi="Segoe UI" w:cs="Segoe UI"/>
+                <w:b w:val="0"/>
+                <w:i w:val="0"/>
+                <w:color w:val="1C2B3A"/>
+                <w:sz w:val="20"/>
+              </w:rPr>
+              <w:t>A pasted URL (https://…/) in a CNAME value breaks resolution — this happened during the original app.p3mai.com setup. Diagnose against the authoritative nameservers (ns1–4.stackdns.com), not the local resolver.</w:t>
             </w:r>
           </w:p>
         </w:tc>
@@ -1943,7 +2571,7 @@
           <w:color w:val="0B2545"/>
           <w:sz w:val="32"/>
         </w:rPr>
-        <w:t>8.  Version control</w:t>
+        <w:t>10.  Version control</w:t>
       </w:r>
     </w:p>
     <w:p>
@@ -1975,7 +2603,7 @@
           <w:color w:val="1C2B3A"/>
           <w:sz w:val="22"/>
         </w:rPr>
-        <w:t xml:space="preserve"> excludes Office lock files and OS junk.</w:t>
+        <w:t xml:space="preserve"> excludes Office lock files, OS junk, .env files and the internal reference/ folder. Commit and push with every published change — the repo is the rollback plan.</w:t>
       </w:r>
     </w:p>
     <w:p>
@@ -1991,7 +2619,7 @@
           <w:color w:val="0B2545"/>
           <w:sz w:val="32"/>
         </w:rPr>
-        <w:t>9.  Troubleshooting</w:t>
+        <w:t>11.  Troubleshooting</w:t>
       </w:r>
     </w:p>
     <w:tbl>
@@ -2075,7 +2703,7 @@
                 <w:color w:val="1C2B3A"/>
                 <w:sz w:val="19"/>
               </w:rPr>
-              <w:t>App link goes to localhost on the live site</w:t>
+              <w:t>CSS/JS change not visible live</w:t>
             </w:r>
           </w:p>
         </w:tc>
@@ -2092,7 +2720,7 @@
                 <w:color w:val="1C2B3A"/>
                 <w:sz w:val="19"/>
               </w:rPr>
-              <w:t>script.js didn't run / was edited</w:t>
+              <w:t>CDN serving the old exact URL</w:t>
             </w:r>
           </w:p>
         </w:tc>
@@ -2109,7 +2737,7 @@
                 <w:color w:val="1C2B3A"/>
                 <w:sz w:val="19"/>
               </w:rPr>
-              <w:t>Confirm script.js loads; check the env-detection block</w:t>
+              <w:t>Bump ?v=N in all pages, upload, pre-warm (§4)</w:t>
             </w:r>
           </w:p>
         </w:tc>
@@ -2129,7 +2757,7 @@
                 <w:color w:val="1C2B3A"/>
                 <w:sz w:val="19"/>
               </w:rPr>
-              <w:t>Cross-links broken locally</w:t>
+              <w:t>Fresh upload, old content</w:t>
             </w:r>
           </w:p>
         </w:tc>
@@ -2147,7 +2775,7 @@
                 <w:color w:val="1C2B3A"/>
                 <w:sz w:val="19"/>
               </w:rPr>
-              <w:t>Opened as file:// not http://</w:t>
+              <w:t>Wrong zip extracted</w:t>
             </w:r>
           </w:p>
         </w:tc>
@@ -2165,7 +2793,225 @@
                 <w:color w:val="1C2B3A"/>
                 <w:sz w:val="19"/>
               </w:rPr>
-              <w:t>Serve over http://localhost:4173</w:t>
+              <w:t>Check zip fingerprint; re-upload the right one (§8)</w:t>
+            </w:r>
+          </w:p>
+        </w:tc>
+      </w:tr>
+      <w:tr>
+        <w:tc>
+          <w:tcPr>
+            <w:tcW w:type="dxa" w:w="2608"/>
+          </w:tcPr>
+          <w:p>
+            <w:r>
+              <w:rPr>
+                <w:rFonts w:ascii="Segoe UI" w:hAnsi="Segoe UI" w:cs="Segoe UI"/>
+                <w:b w:val="0"/>
+                <w:i w:val="0"/>
+                <w:color w:val="1C2B3A"/>
+                <w:sz w:val="19"/>
+              </w:rPr>
+              <w:t>Enquiries not arriving</w:t>
+            </w:r>
+          </w:p>
+        </w:tc>
+        <w:tc>
+          <w:tcPr>
+            <w:tcW w:type="dxa" w:w="2324"/>
+          </w:tcPr>
+          <w:p>
+            <w:r>
+              <w:rPr>
+                <w:rFonts w:ascii="Segoe UI" w:hAnsi="Segoe UI" w:cs="Segoe UI"/>
+                <w:b w:val="0"/>
+                <w:i w:val="0"/>
+                <w:color w:val="1C2B3A"/>
+                <w:sz w:val="19"/>
+              </w:rPr>
+              <w:t>mail() failing or mailbox issue</w:t>
+            </w:r>
+          </w:p>
+        </w:tc>
+        <w:tc>
+          <w:tcPr>
+            <w:tcW w:type="dxa" w:w="3855"/>
+          </w:tcPr>
+          <w:p>
+            <w:r>
+              <w:rPr>
+                <w:rFonts w:ascii="Segoe UI" w:hAnsi="Segoe UI" w:cs="Segoe UI"/>
+                <w:b w:val="0"/>
+                <w:i w:val="0"/>
+                <w:color w:val="1C2B3A"/>
+                <w:sz w:val="19"/>
+              </w:rPr>
+              <w:t>Run the §6 curl test; check spam folder and Rise mail logs</w:t>
+            </w:r>
+          </w:p>
+        </w:tc>
+      </w:tr>
+      <w:tr>
+        <w:tc>
+          <w:tcPr>
+            <w:tcW w:type="dxa" w:w="2608"/>
+            <w:shd w:val="clear" w:fill="F3F6FA"/>
+          </w:tcPr>
+          <w:p>
+            <w:r>
+              <w:rPr>
+                <w:rFonts w:ascii="Segoe UI" w:hAnsi="Segoe UI" w:cs="Segoe UI"/>
+                <w:b w:val="0"/>
+                <w:i w:val="0"/>
+                <w:color w:val="1C2B3A"/>
+                <w:sz w:val="19"/>
+              </w:rPr>
+              <w:t>App link goes to localhost live</w:t>
+            </w:r>
+          </w:p>
+        </w:tc>
+        <w:tc>
+          <w:tcPr>
+            <w:tcW w:type="dxa" w:w="2324"/>
+            <w:shd w:val="clear" w:fill="F3F6FA"/>
+          </w:tcPr>
+          <w:p>
+            <w:r>
+              <w:rPr>
+                <w:rFonts w:ascii="Segoe UI" w:hAnsi="Segoe UI" w:cs="Segoe UI"/>
+                <w:b w:val="0"/>
+                <w:i w:val="0"/>
+                <w:color w:val="1C2B3A"/>
+                <w:sz w:val="19"/>
+              </w:rPr>
+              <w:t>script.js edit broke env-detection</w:t>
+            </w:r>
+          </w:p>
+        </w:tc>
+        <w:tc>
+          <w:tcPr>
+            <w:tcW w:type="dxa" w:w="3855"/>
+            <w:shd w:val="clear" w:fill="F3F6FA"/>
+          </w:tcPr>
+          <w:p>
+            <w:r>
+              <w:rPr>
+                <w:rFonts w:ascii="Segoe UI" w:hAnsi="Segoe UI" w:cs="Segoe UI"/>
+                <w:b w:val="0"/>
+                <w:i w:val="0"/>
+                <w:color w:val="1C2B3A"/>
+                <w:sz w:val="19"/>
+              </w:rPr>
+              <w:t>Check the swap block; confirm script.js?v=N loads</w:t>
+            </w:r>
+          </w:p>
+        </w:tc>
+      </w:tr>
+      <w:tr>
+        <w:tc>
+          <w:tcPr>
+            <w:tcW w:type="dxa" w:w="2608"/>
+          </w:tcPr>
+          <w:p>
+            <w:r>
+              <w:rPr>
+                <w:rFonts w:ascii="Segoe UI" w:hAnsi="Segoe UI" w:cs="Segoe UI"/>
+                <w:b w:val="0"/>
+                <w:i w:val="0"/>
+                <w:color w:val="1C2B3A"/>
+                <w:sz w:val="19"/>
+              </w:rPr>
+              <w:t>Cross-links broken locally</w:t>
+            </w:r>
+          </w:p>
+        </w:tc>
+        <w:tc>
+          <w:tcPr>
+            <w:tcW w:type="dxa" w:w="2324"/>
+          </w:tcPr>
+          <w:p>
+            <w:r>
+              <w:rPr>
+                <w:rFonts w:ascii="Segoe UI" w:hAnsi="Segoe UI" w:cs="Segoe UI"/>
+                <w:b w:val="0"/>
+                <w:i w:val="0"/>
+                <w:color w:val="1C2B3A"/>
+                <w:sz w:val="19"/>
+              </w:rPr>
+              <w:t>Opened as file://</w:t>
+            </w:r>
+          </w:p>
+        </w:tc>
+        <w:tc>
+          <w:tcPr>
+            <w:tcW w:type="dxa" w:w="3855"/>
+          </w:tcPr>
+          <w:p>
+            <w:r>
+              <w:rPr>
+                <w:rFonts w:ascii="Segoe UI" w:hAnsi="Segoe UI" w:cs="Segoe UI"/>
+                <w:b w:val="0"/>
+                <w:i w:val="0"/>
+                <w:color w:val="1C2B3A"/>
+                <w:sz w:val="19"/>
+              </w:rPr>
+              <w:t>Serve over http://localhost:4173 (§7)</w:t>
+            </w:r>
+          </w:p>
+        </w:tc>
+      </w:tr>
+      <w:tr>
+        <w:tc>
+          <w:tcPr>
+            <w:tcW w:type="dxa" w:w="2608"/>
+            <w:shd w:val="clear" w:fill="F3F6FA"/>
+          </w:tcPr>
+          <w:p>
+            <w:r>
+              <w:rPr>
+                <w:rFonts w:ascii="Segoe UI" w:hAnsi="Segoe UI" w:cs="Segoe UI"/>
+                <w:b w:val="0"/>
+                <w:i w:val="0"/>
+                <w:color w:val="1C2B3A"/>
+                <w:sz w:val="19"/>
+              </w:rPr>
+              <w:t>Form works locally but no email</w:t>
+            </w:r>
+          </w:p>
+        </w:tc>
+        <w:tc>
+          <w:tcPr>
+            <w:tcW w:type="dxa" w:w="2324"/>
+            <w:shd w:val="clear" w:fill="F3F6FA"/>
+          </w:tcPr>
+          <w:p>
+            <w:r>
+              <w:rPr>
+                <w:rFonts w:ascii="Segoe UI" w:hAnsi="Segoe UI" w:cs="Segoe UI"/>
+                <w:b w:val="0"/>
+                <w:i w:val="0"/>
+                <w:color w:val="1C2B3A"/>
+                <w:sz w:val="19"/>
+              </w:rPr>
+              <w:t>Expected — PHP only runs on Rise</w:t>
+            </w:r>
+          </w:p>
+        </w:tc>
+        <w:tc>
+          <w:tcPr>
+            <w:tcW w:type="dxa" w:w="3855"/>
+            <w:shd w:val="clear" w:fill="F3F6FA"/>
+          </w:tcPr>
+          <w:p>
+            <w:r>
+              <w:rPr>
+                <w:rFonts w:ascii="Segoe UI" w:hAnsi="Segoe UI" w:cs="Segoe UI"/>
+                <w:b w:val="0"/>
+                <w:i w:val="0"/>
+                <w:color w:val="1C2B3A"/>
+                <w:sz w:val="19"/>
+              </w:rPr>
+              <w:t>Verify on the live site (§7)</w:t>
             </w:r>
           </w:p>
         </w:tc>
@@ -2218,116 +3064,7 @@
                 <w:color w:val="1C2B3A"/>
                 <w:sz w:val="19"/>
               </w:rPr>
-              <w:t>Diff the pages; restore identical shell</w:t>
-            </w:r>
-          </w:p>
-        </w:tc>
-      </w:tr>
-      <w:tr>
-        <w:tc>
-          <w:tcPr>
-            <w:tcW w:type="dxa" w:w="2608"/>
-            <w:shd w:val="clear" w:fill="F3F6FA"/>
-          </w:tcPr>
-          <w:p>
-            <w:r>
-              <w:rPr>
-                <w:rFonts w:ascii="Segoe UI" w:hAnsi="Segoe UI" w:cs="Segoe UI"/>
-                <w:b w:val="0"/>
-                <w:i w:val="0"/>
-                <w:color w:val="1C2B3A"/>
-                <w:sz w:val="19"/>
-              </w:rPr>
-              <w:t>A private file is live</w:t>
-            </w:r>
-          </w:p>
-        </w:tc>
-        <w:tc>
-          <w:tcPr>
-            <w:tcW w:type="dxa" w:w="2324"/>
-            <w:shd w:val="clear" w:fill="F3F6FA"/>
-          </w:tcPr>
-          <w:p>
-            <w:r>
-              <w:rPr>
-                <w:rFonts w:ascii="Segoe UI" w:hAnsi="Segoe UI" w:cs="Segoe UI"/>
-                <w:b w:val="0"/>
-                <w:i w:val="0"/>
-                <w:color w:val="1C2B3A"/>
-                <w:sz w:val="19"/>
-              </w:rPr>
-              <w:t>Whole folder was uploaded</w:t>
-            </w:r>
-          </w:p>
-        </w:tc>
-        <w:tc>
-          <w:tcPr>
-            <w:tcW w:type="dxa" w:w="3855"/>
-            <w:shd w:val="clear" w:fill="F3F6FA"/>
-          </w:tcPr>
-          <w:p>
-            <w:r>
-              <w:rPr>
-                <w:rFonts w:ascii="Segoe UI" w:hAnsi="Segoe UI" w:cs="Segoe UI"/>
-                <w:b w:val="0"/>
-                <w:i w:val="0"/>
-                <w:color w:val="1C2B3A"/>
-                <w:sz w:val="19"/>
-              </w:rPr>
-              <w:t>Remove it from public_html; re-publish only the allow-list (§6)</w:t>
-            </w:r>
-          </w:p>
-        </w:tc>
-      </w:tr>
-      <w:tr>
-        <w:tc>
-          <w:tcPr>
-            <w:tcW w:type="dxa" w:w="2608"/>
-          </w:tcPr>
-          <w:p>
-            <w:r>
-              <w:rPr>
-                <w:rFonts w:ascii="Segoe UI" w:hAnsi="Segoe UI" w:cs="Segoe UI"/>
-                <w:b w:val="0"/>
-                <w:i w:val="0"/>
-                <w:color w:val="1C2B3A"/>
-                <w:sz w:val="19"/>
-              </w:rPr>
-              <w:t>Broken layout after CSS edit</w:t>
-            </w:r>
-          </w:p>
-        </w:tc>
-        <w:tc>
-          <w:tcPr>
-            <w:tcW w:type="dxa" w:w="2324"/>
-          </w:tcPr>
-          <w:p>
-            <w:r>
-              <w:rPr>
-                <w:rFonts w:ascii="Segoe UI" w:hAnsi="Segoe UI" w:cs="Segoe UI"/>
-                <w:b w:val="0"/>
-                <w:i w:val="0"/>
-                <w:color w:val="1C2B3A"/>
-                <w:sz w:val="19"/>
-              </w:rPr>
-              <w:t>Unbalanced braces</w:t>
-            </w:r>
-          </w:p>
-        </w:tc>
-        <w:tc>
-          <w:tcPr>
-            <w:tcW w:type="dxa" w:w="3855"/>
-          </w:tcPr>
-          <w:p>
-            <w:r>
-              <w:rPr>
-                <w:rFonts w:ascii="Segoe UI" w:hAnsi="Segoe UI" w:cs="Segoe UI"/>
-                <w:b w:val="0"/>
-                <w:i w:val="0"/>
-                <w:color w:val="1C2B3A"/>
-                <w:sz w:val="19"/>
-              </w:rPr>
-              <w:t>Check CSS brace balance; revert and reapply</w:t>
+              <w:t>Diff all twelve; restore the identical shell</w:t>
             </w:r>
           </w:p>
         </w:tc>
@@ -2347,7 +3084,7 @@
           <w:color w:val="0B2545"/>
           <w:sz w:val="32"/>
         </w:rPr>
-        <w:t>10.  Routine runbooks</w:t>
+        <w:t>12.  Routine runbooks</w:t>
       </w:r>
     </w:p>
     <w:p>
@@ -2363,7 +3100,7 @@
           <w:color w:val="1B3F6E"/>
           <w:sz w:val="26"/>
         </w:rPr>
-        <w:t>10.1  Publish an update</w:t>
+        <w:t>12.1  Publish an update</w:t>
       </w:r>
     </w:p>
     <w:p>
@@ -2375,7 +3112,7 @@
           <w:color w:val="1C2B3A"/>
           <w:sz w:val="22"/>
         </w:rPr>
-        <w:t>Edit → preview at localhost:4173 → verify (diff shell, brace/tag balance, node --check) → commit &amp; push → upload the changed allow-list files to Rise public_html.</w:t>
+        <w:t>Edit → preview at localhost:4173 → verify (shell diff, brace/tag balance, node --check) → bump ?v=N if CSS/JS changed → commit &amp; push → upload the changed allow-list files → verify the live pages (and pre-warm any new ?v=N) → if the form was touched, run the §6 mail test.</w:t>
       </w:r>
     </w:p>
     <w:p>
@@ -2391,7 +3128,7 @@
           <w:color w:val="1B3F6E"/>
           <w:sz w:val="26"/>
         </w:rPr>
-        <w:t>10.2  Change an app link target</w:t>
+        <w:t>12.2  Change an app link target</w:t>
       </w:r>
     </w:p>
     <w:p>
@@ -2403,27 +3140,7 @@
           <w:color w:val="1C2B3A"/>
           <w:sz w:val="22"/>
         </w:rPr>
-        <w:t xml:space="preserve">Edit the production swap value in </w:t>
-      </w:r>
-      <w:r>
-        <w:rPr>
-          <w:rFonts w:ascii="Consolas" w:hAnsi="Consolas" w:cs="Consolas"/>
-          <w:b w:val="0"/>
-          <w:i w:val="0"/>
-          <w:color w:val="1B3F6E"/>
-          <w:sz w:val="21"/>
-        </w:rPr>
-        <w:t>script.js</w:t>
-      </w:r>
-      <w:r>
-        <w:rPr>
-          <w:rFonts w:ascii="Segoe UI" w:hAnsi="Segoe UI" w:cs="Segoe UI"/>
-          <w:b w:val="0"/>
-          <w:i w:val="0"/>
-          <w:color w:val="1C2B3A"/>
-          <w:sz w:val="22"/>
-        </w:rPr>
-        <w:t xml:space="preserve"> (not the HTML), preview, commit, publish.</w:t>
+        <w:t>Edit the swap value in script.js, bump script.js ?v=N everywhere, preview, commit, publish.</w:t>
       </w:r>
     </w:p>
     <w:p>
@@ -2439,7 +3156,7 @@
           <w:color w:val="1B3F6E"/>
           <w:sz w:val="26"/>
         </w:rPr>
-        <w:t>10.3  Add a blog post</w:t>
+        <w:t>12.3  Add a blog article</w:t>
       </w:r>
     </w:p>
     <w:p>
@@ -2451,7 +3168,7 @@
           <w:color w:val="1C2B3A"/>
           <w:sz w:val="22"/>
         </w:rPr>
-        <w:t>Copy the pattern of an existing post in blog.html, keep the shared shell intact, add any thumbnail to the allow-list, publish.</w:t>
+        <w:t>Copy an existing article page as the pattern (identical shell), add the teaser card to blog.html with its thumbnail, wire the Read more link, add both files to the allow-list, publish.</w:t>
       </w:r>
     </w:p>
     <w:sectPr>
@@ -2495,7 +3212,7 @@
         <w:sz w:val="16"/>
       </w:rPr>
       <w:tab/>
-      <w:t>v1.0</w:t>
+      <w:t>v2.0</w:t>
       <w:tab/>
     </w:r>
     <w:r>

--- a/docs/03_Operation_Manual.docx
+++ b/docs/03_Operation_Manual.docx
@@ -309,7 +309,7 @@
                 <w:color w:val="1C2B3A"/>
                 <w:sz w:val="22"/>
               </w:rPr>
-              <w:t>P3MAI Method Map (PRINCE2 7)</w:t>
+              <w:t>P3MAI Website (p3mai.com)</w:t>
             </w:r>
           </w:p>
         </w:tc>

--- a/docs/03_Operation_Manual.docx
+++ b/docs/03_Operation_Manual.docx
@@ -31,7 +31,7 @@
           <w:color w:val="A8841C"/>
           <w:sz w:val="28"/>
         </w:rPr>
-        <w:t>METHOD MAP</w:t>
+        <w:t>BUSINESS WEBSITE</w:t>
       </w:r>
     </w:p>
     <w:p/>
@@ -3201,7 +3201,7 @@
         <w:color w:val="5B6675"/>
         <w:sz w:val="16"/>
       </w:rPr>
-      <w:t>P3MAI Method Map</w:t>
+      <w:t>P3MAI Website</w:t>
     </w:r>
     <w:r>
       <w:rPr>
